--- a/Lab05/OfficeComputingLabsReport.docx
+++ b/Lab05/OfficeComputingLabsReport.docx
@@ -661,7 +661,7 @@
         </w:rPr>
         <w:fldChar w:fldCharType="separate"/>
       </w:r>
-      <w:hyperlink w:anchor="_Toc241361829" w:history="1">
+      <w:hyperlink w:anchor="_Toc241366583" w:history="1">
         <w:r>
           <w:rPr>
             <w:rStyle w:val="Hyperlink"/>
@@ -707,7 +707,7 @@
             <w:noProof/>
             <w:webHidden/>
           </w:rPr>
-          <w:instrText xml:space="preserve"> PAGEREF _Toc241361829 \h </w:instrText>
+          <w:instrText xml:space="preserve"> PAGEREF _Toc241366583 \h </w:instrText>
         </w:r>
         <w:r>
           <w:rPr>
@@ -727,7 +727,7 @@
             <w:noProof/>
             <w:webHidden/>
           </w:rPr>
-          <w:t>5</w:t>
+          <w:t>4</w:t>
         </w:r>
         <w:r>
           <w:rPr>
@@ -756,7 +756,7 @@
           <w14:ligatures w14:val="standardContextual"/>
         </w:rPr>
       </w:pPr>
-      <w:hyperlink w:anchor="_Toc241361830" w:history="1">
+      <w:hyperlink w:anchor="_Toc241366584" w:history="1">
         <w:r>
           <w:rPr>
             <w:rStyle w:val="Hyperlink"/>
@@ -804,7 +804,7 @@
             <w:noProof/>
             <w:webHidden/>
           </w:rPr>
-          <w:instrText xml:space="preserve"> PAGEREF _Toc241361830 \h </w:instrText>
+          <w:instrText xml:space="preserve"> PAGEREF _Toc241366584 \h </w:instrText>
         </w:r>
         <w:r>
           <w:rPr>
@@ -824,7 +824,7 @@
             <w:noProof/>
             <w:webHidden/>
           </w:rPr>
-          <w:t>5</w:t>
+          <w:t>4</w:t>
         </w:r>
         <w:r>
           <w:rPr>
@@ -851,7 +851,7 @@
           <w14:ligatures w14:val="standardContextual"/>
         </w:rPr>
       </w:pPr>
-      <w:hyperlink w:anchor="_Toc241361831" w:history="1">
+      <w:hyperlink w:anchor="_Toc241366585" w:history="1">
         <w:r>
           <w:rPr>
             <w:rStyle w:val="Hyperlink"/>
@@ -897,7 +897,7 @@
             <w:noProof/>
             <w:webHidden/>
           </w:rPr>
-          <w:instrText xml:space="preserve"> PAGEREF _Toc241361831 \h </w:instrText>
+          <w:instrText xml:space="preserve"> PAGEREF _Toc241366585 \h </w:instrText>
         </w:r>
         <w:r>
           <w:rPr>
@@ -917,7 +917,7 @@
             <w:noProof/>
             <w:webHidden/>
           </w:rPr>
-          <w:t>5</w:t>
+          <w:t>4</w:t>
         </w:r>
         <w:r>
           <w:rPr>
@@ -944,7 +944,7 @@
           <w14:ligatures w14:val="standardContextual"/>
         </w:rPr>
       </w:pPr>
-      <w:hyperlink w:anchor="_Toc241361832" w:history="1">
+      <w:hyperlink w:anchor="_Toc241366586" w:history="1">
         <w:r>
           <w:rPr>
             <w:rStyle w:val="Hyperlink"/>
@@ -998,7 +998,7 @@
             <w:noProof/>
             <w:webHidden/>
           </w:rPr>
-          <w:instrText xml:space="preserve"> PAGEREF _Toc241361832 \h </w:instrText>
+          <w:instrText xml:space="preserve"> PAGEREF _Toc241366586 \h </w:instrText>
         </w:r>
         <w:r>
           <w:rPr>
@@ -1018,7 +1018,7 @@
             <w:noProof/>
             <w:webHidden/>
           </w:rPr>
-          <w:t>5</w:t>
+          <w:t>4</w:t>
         </w:r>
         <w:r>
           <w:rPr>
@@ -1045,7 +1045,7 @@
           <w14:ligatures w14:val="standardContextual"/>
         </w:rPr>
       </w:pPr>
-      <w:hyperlink w:anchor="_Toc241361833" w:history="1">
+      <w:hyperlink w:anchor="_Toc241366587" w:history="1">
         <w:r>
           <w:rPr>
             <w:rStyle w:val="Hyperlink"/>
@@ -1092,7 +1092,7 @@
             <w:noProof/>
             <w:webHidden/>
           </w:rPr>
-          <w:instrText xml:space="preserve"> PAGEREF _Toc241361833 \h </w:instrText>
+          <w:instrText xml:space="preserve"> PAGEREF _Toc241366587 \h </w:instrText>
         </w:r>
         <w:r>
           <w:rPr>
@@ -1112,7 +1112,7 @@
             <w:noProof/>
             <w:webHidden/>
           </w:rPr>
-          <w:t>6</w:t>
+          <w:t>5</w:t>
         </w:r>
         <w:r>
           <w:rPr>
@@ -1141,7 +1141,7 @@
           <w14:ligatures w14:val="standardContextual"/>
         </w:rPr>
       </w:pPr>
-      <w:hyperlink w:anchor="_Toc241361834" w:history="1">
+      <w:hyperlink w:anchor="_Toc241366588" w:history="1">
         <w:r>
           <w:rPr>
             <w:rStyle w:val="Hyperlink"/>
@@ -1190,7 +1190,7 @@
             <w:noProof/>
             <w:webHidden/>
           </w:rPr>
-          <w:instrText xml:space="preserve"> PAGEREF _Toc241361834 \h </w:instrText>
+          <w:instrText xml:space="preserve"> PAGEREF _Toc241366588 \h </w:instrText>
         </w:r>
         <w:r>
           <w:rPr>
@@ -1210,7 +1210,7 @@
             <w:noProof/>
             <w:webHidden/>
           </w:rPr>
-          <w:t>9</w:t>
+          <w:t>8</w:t>
         </w:r>
         <w:r>
           <w:rPr>
@@ -1237,7 +1237,7 @@
           <w14:ligatures w14:val="standardContextual"/>
         </w:rPr>
       </w:pPr>
-      <w:hyperlink w:anchor="_Toc241361835" w:history="1">
+      <w:hyperlink w:anchor="_Toc241366589" w:history="1">
         <w:r>
           <w:rPr>
             <w:rStyle w:val="Hyperlink"/>
@@ -1284,7 +1284,7 @@
             <w:noProof/>
             <w:webHidden/>
           </w:rPr>
-          <w:instrText xml:space="preserve"> PAGEREF _Toc241361835 \h </w:instrText>
+          <w:instrText xml:space="preserve"> PAGEREF _Toc241366589 \h </w:instrText>
         </w:r>
         <w:r>
           <w:rPr>
@@ -1304,7 +1304,7 @@
             <w:noProof/>
             <w:webHidden/>
           </w:rPr>
-          <w:t>9</w:t>
+          <w:t>8</w:t>
         </w:r>
         <w:r>
           <w:rPr>
@@ -1330,7 +1330,7 @@
           <w14:ligatures w14:val="standardContextual"/>
         </w:rPr>
       </w:pPr>
-      <w:hyperlink w:anchor="_Toc241361836" w:history="1">
+      <w:hyperlink w:anchor="_Toc241366590" w:history="1">
         <w:r>
           <w:rPr>
             <w:noProof/>
@@ -1350,7 +1350,7 @@
             <w:noProof/>
             <w:webHidden/>
           </w:rPr>
-          <w:instrText xml:space="preserve"> PAGEREF _Toc241361836 \h </w:instrText>
+          <w:instrText xml:space="preserve"> PAGEREF _Toc241366590 \h </w:instrText>
         </w:r>
         <w:r>
           <w:rPr>
@@ -1370,7 +1370,7 @@
             <w:noProof/>
             <w:webHidden/>
           </w:rPr>
-          <w:t>9</w:t>
+          <w:t>8</w:t>
         </w:r>
         <w:r>
           <w:rPr>
@@ -1399,7 +1399,7 @@
           <w14:ligatures w14:val="standardContextual"/>
         </w:rPr>
       </w:pPr>
-      <w:hyperlink w:anchor="_Toc241361837" w:history="1">
+      <w:hyperlink w:anchor="_Toc241366591" w:history="1">
         <w:r>
           <w:rPr>
             <w:rStyle w:val="Hyperlink"/>
@@ -1448,7 +1448,7 @@
             <w:noProof/>
             <w:webHidden/>
           </w:rPr>
-          <w:instrText xml:space="preserve"> PAGEREF _Toc241361837 \h </w:instrText>
+          <w:instrText xml:space="preserve"> PAGEREF _Toc241366591 \h </w:instrText>
         </w:r>
         <w:r>
           <w:rPr>
@@ -1468,7 +1468,7 @@
             <w:noProof/>
             <w:webHidden/>
           </w:rPr>
-          <w:t>11</w:t>
+          <w:t>10</w:t>
         </w:r>
         <w:r>
           <w:rPr>
@@ -1495,7 +1495,7 @@
           <w14:ligatures w14:val="standardContextual"/>
         </w:rPr>
       </w:pPr>
-      <w:hyperlink w:anchor="_Toc241361838" w:history="1">
+      <w:hyperlink w:anchor="_Toc241366592" w:history="1">
         <w:r>
           <w:rPr>
             <w:rStyle w:val="Hyperlink"/>
@@ -1542,7 +1542,7 @@
             <w:noProof/>
             <w:webHidden/>
           </w:rPr>
-          <w:instrText xml:space="preserve"> PAGEREF _Toc241361838 \h </w:instrText>
+          <w:instrText xml:space="preserve"> PAGEREF _Toc241366592 \h </w:instrText>
         </w:r>
         <w:r>
           <w:rPr>
@@ -1562,7 +1562,7 @@
             <w:noProof/>
             <w:webHidden/>
           </w:rPr>
-          <w:t>11</w:t>
+          <w:t>10</w:t>
         </w:r>
         <w:r>
           <w:rPr>
@@ -1590,7 +1590,7 @@
           <w14:ligatures w14:val="standardContextual"/>
         </w:rPr>
       </w:pPr>
-      <w:hyperlink w:anchor="_Toc241361839" w:history="1">
+      <w:hyperlink w:anchor="_Toc241366593" w:history="1">
         <w:r>
           <w:rPr>
             <w:rStyle w:val="Hyperlink"/>
@@ -1638,7 +1638,7 @@
             <w:noProof/>
             <w:webHidden/>
           </w:rPr>
-          <w:instrText xml:space="preserve"> PAGEREF _Toc241361839 \h </w:instrText>
+          <w:instrText xml:space="preserve"> PAGEREF _Toc241366593 \h </w:instrText>
         </w:r>
         <w:r>
           <w:rPr>
@@ -1658,7 +1658,7 @@
             <w:noProof/>
             <w:webHidden/>
           </w:rPr>
-          <w:t>11</w:t>
+          <w:t>10</w:t>
         </w:r>
         <w:r>
           <w:rPr>
@@ -1687,7 +1687,7 @@
           <w14:ligatures w14:val="standardContextual"/>
         </w:rPr>
       </w:pPr>
-      <w:hyperlink w:anchor="_Toc241361840" w:history="1">
+      <w:hyperlink w:anchor="_Toc241366594" w:history="1">
         <w:r>
           <w:rPr>
             <w:rStyle w:val="Hyperlink"/>
@@ -1736,7 +1736,7 @@
             <w:noProof/>
             <w:webHidden/>
           </w:rPr>
-          <w:instrText xml:space="preserve"> PAGEREF _Toc241361840 \h </w:instrText>
+          <w:instrText xml:space="preserve"> PAGEREF _Toc241366594 \h </w:instrText>
         </w:r>
         <w:r>
           <w:rPr>
@@ -1756,7 +1756,7 @@
             <w:noProof/>
             <w:webHidden/>
           </w:rPr>
-          <w:t>11</w:t>
+          <w:t>10</w:t>
         </w:r>
         <w:r>
           <w:rPr>
@@ -1783,7 +1783,7 @@
           <w14:ligatures w14:val="standardContextual"/>
         </w:rPr>
       </w:pPr>
-      <w:hyperlink w:anchor="_Toc241361841" w:history="1">
+      <w:hyperlink w:anchor="_Toc241366595" w:history="1">
         <w:r>
           <w:rPr>
             <w:rStyle w:val="Hyperlink"/>
@@ -1830,7 +1830,7 @@
             <w:noProof/>
             <w:webHidden/>
           </w:rPr>
-          <w:instrText xml:space="preserve"> PAGEREF _Toc241361841 \h </w:instrText>
+          <w:instrText xml:space="preserve"> PAGEREF _Toc241366595 \h </w:instrText>
         </w:r>
         <w:r>
           <w:rPr>
@@ -1850,7 +1850,7 @@
             <w:noProof/>
             <w:webHidden/>
           </w:rPr>
-          <w:t>11</w:t>
+          <w:t>10</w:t>
         </w:r>
         <w:r>
           <w:rPr>
@@ -1877,7 +1877,7 @@
           <w14:ligatures w14:val="standardContextual"/>
         </w:rPr>
       </w:pPr>
-      <w:hyperlink w:anchor="_Toc241361842" w:history="1">
+      <w:hyperlink w:anchor="_Toc241366596" w:history="1">
         <w:r>
           <w:rPr>
             <w:rStyle w:val="Hyperlink"/>
@@ -1923,7 +1923,7 @@
             <w:noProof/>
             <w:webHidden/>
           </w:rPr>
-          <w:instrText xml:space="preserve"> PAGEREF _Toc241361842 \h </w:instrText>
+          <w:instrText xml:space="preserve"> PAGEREF _Toc241366596 \h </w:instrText>
         </w:r>
         <w:r>
           <w:rPr>
@@ -1943,7 +1943,7 @@
             <w:noProof/>
             <w:webHidden/>
           </w:rPr>
-          <w:t>11</w:t>
+          <w:t>10</w:t>
         </w:r>
         <w:r>
           <w:rPr>
@@ -1970,7 +1970,7 @@
           <w14:ligatures w14:val="standardContextual"/>
         </w:rPr>
       </w:pPr>
-      <w:hyperlink w:anchor="_Toc241361843" w:history="1">
+      <w:hyperlink w:anchor="_Toc241366597" w:history="1">
         <w:r>
           <w:rPr>
             <w:rStyle w:val="Hyperlink"/>
@@ -2017,7 +2017,7 @@
             <w:noProof/>
             <w:webHidden/>
           </w:rPr>
-          <w:instrText xml:space="preserve"> PAGEREF _Toc241361843 \h </w:instrText>
+          <w:instrText xml:space="preserve"> PAGEREF _Toc241366597 \h </w:instrText>
         </w:r>
         <w:r>
           <w:rPr>
@@ -2037,7 +2037,7 @@
             <w:noProof/>
             <w:webHidden/>
           </w:rPr>
-          <w:t>12</w:t>
+          <w:t>11</w:t>
         </w:r>
         <w:r>
           <w:rPr>
@@ -2064,7 +2064,7 @@
           <w14:ligatures w14:val="standardContextual"/>
         </w:rPr>
       </w:pPr>
-      <w:hyperlink w:anchor="_Toc241361844" w:history="1">
+      <w:hyperlink w:anchor="_Toc241366598" w:history="1">
         <w:r>
           <w:rPr>
             <w:rStyle w:val="Hyperlink"/>
@@ -2111,7 +2111,7 @@
             <w:noProof/>
             <w:webHidden/>
           </w:rPr>
-          <w:instrText xml:space="preserve"> PAGEREF _Toc241361844 \h </w:instrText>
+          <w:instrText xml:space="preserve"> PAGEREF _Toc241366598 \h </w:instrText>
         </w:r>
         <w:r>
           <w:rPr>
@@ -2131,7 +2131,7 @@
             <w:noProof/>
             <w:webHidden/>
           </w:rPr>
-          <w:t>12</w:t>
+          <w:t>11</w:t>
         </w:r>
         <w:r>
           <w:rPr>
@@ -2158,7 +2158,7 @@
           <w14:ligatures w14:val="standardContextual"/>
         </w:rPr>
       </w:pPr>
-      <w:hyperlink w:anchor="_Toc241361845" w:history="1">
+      <w:hyperlink w:anchor="_Toc241366599" w:history="1">
         <w:r>
           <w:rPr>
             <w:rStyle w:val="Hyperlink"/>
@@ -2205,7 +2205,7 @@
             <w:noProof/>
             <w:webHidden/>
           </w:rPr>
-          <w:instrText xml:space="preserve"> PAGEREF _Toc241361845 \h </w:instrText>
+          <w:instrText xml:space="preserve"> PAGEREF _Toc241366599 \h </w:instrText>
         </w:r>
         <w:r>
           <w:rPr>
@@ -2225,7 +2225,7 @@
             <w:noProof/>
             <w:webHidden/>
           </w:rPr>
-          <w:t>12</w:t>
+          <w:t>11</w:t>
         </w:r>
         <w:r>
           <w:rPr>
@@ -2252,7 +2252,7 @@
           <w14:ligatures w14:val="standardContextual"/>
         </w:rPr>
       </w:pPr>
-      <w:hyperlink w:anchor="_Toc241361846" w:history="1">
+      <w:hyperlink w:anchor="_Toc241366600" w:history="1">
         <w:r>
           <w:rPr>
             <w:rStyle w:val="Hyperlink"/>
@@ -2299,7 +2299,7 @@
             <w:noProof/>
             <w:webHidden/>
           </w:rPr>
-          <w:instrText xml:space="preserve"> PAGEREF _Toc241361846 \h </w:instrText>
+          <w:instrText xml:space="preserve"> PAGEREF _Toc241366600 \h </w:instrText>
         </w:r>
         <w:r>
           <w:rPr>
@@ -2345,7 +2345,7 @@
           <w14:ligatures w14:val="standardContextual"/>
         </w:rPr>
       </w:pPr>
-      <w:hyperlink w:anchor="_Toc241361847" w:history="1">
+      <w:hyperlink w:anchor="_Toc241366601" w:history="1">
         <w:r>
           <w:rPr>
             <w:noProof/>
@@ -2365,7 +2365,7 @@
             <w:noProof/>
             <w:webHidden/>
           </w:rPr>
-          <w:instrText xml:space="preserve"> PAGEREF _Toc241361847 \h </w:instrText>
+          <w:instrText xml:space="preserve"> PAGEREF _Toc241366601 \h </w:instrText>
         </w:r>
         <w:r>
           <w:rPr>
@@ -2412,7 +2412,7 @@
           <w14:ligatures w14:val="standardContextual"/>
         </w:rPr>
       </w:pPr>
-      <w:hyperlink w:anchor="_Toc241361848" w:history="1">
+      <w:hyperlink w:anchor="_Toc241366602" w:history="1">
         <w:r>
           <w:rPr>
             <w:rStyle w:val="Hyperlink"/>
@@ -2459,7 +2459,7 @@
             <w:noProof/>
             <w:webHidden/>
           </w:rPr>
-          <w:instrText xml:space="preserve"> PAGEREF _Toc241361848 \h </w:instrText>
+          <w:instrText xml:space="preserve"> PAGEREF _Toc241366602 \h </w:instrText>
         </w:r>
         <w:r>
           <w:rPr>
@@ -2479,7 +2479,7 @@
             <w:noProof/>
             <w:webHidden/>
           </w:rPr>
-          <w:t>13</w:t>
+          <w:t>12</w:t>
         </w:r>
         <w:r>
           <w:rPr>
@@ -2506,7 +2506,7 @@
           <w14:ligatures w14:val="standardContextual"/>
         </w:rPr>
       </w:pPr>
-      <w:hyperlink w:anchor="_Toc241361849" w:history="1">
+      <w:hyperlink w:anchor="_Toc241366603" w:history="1">
         <w:r>
           <w:rPr>
             <w:rStyle w:val="Hyperlink"/>
@@ -2553,7 +2553,7 @@
             <w:noProof/>
             <w:webHidden/>
           </w:rPr>
-          <w:instrText xml:space="preserve"> PAGEREF _Toc241361849 \h </w:instrText>
+          <w:instrText xml:space="preserve"> PAGEREF _Toc241366603 \h </w:instrText>
         </w:r>
         <w:r>
           <w:rPr>
@@ -2573,7 +2573,7 @@
             <w:noProof/>
             <w:webHidden/>
           </w:rPr>
-          <w:t>13</w:t>
+          <w:t>12</w:t>
         </w:r>
         <w:r>
           <w:rPr>
@@ -2600,7 +2600,7 @@
           <w14:ligatures w14:val="standardContextual"/>
         </w:rPr>
       </w:pPr>
-      <w:hyperlink w:anchor="_Toc241361850" w:history="1">
+      <w:hyperlink w:anchor="_Toc241366604" w:history="1">
         <w:r>
           <w:rPr>
             <w:rStyle w:val="Hyperlink"/>
@@ -2647,7 +2647,7 @@
             <w:noProof/>
             <w:webHidden/>
           </w:rPr>
-          <w:instrText xml:space="preserve"> PAGEREF _Toc241361850 \h </w:instrText>
+          <w:instrText xml:space="preserve"> PAGEREF _Toc241366604 \h </w:instrText>
         </w:r>
         <w:r>
           <w:rPr>
@@ -2694,7 +2694,7 @@
           <w14:ligatures w14:val="standardContextual"/>
         </w:rPr>
       </w:pPr>
-      <w:hyperlink w:anchor="_Toc241361851" w:history="1">
+      <w:hyperlink w:anchor="_Toc241366605" w:history="1">
         <w:r>
           <w:rPr>
             <w:rStyle w:val="Hyperlink"/>
@@ -2741,7 +2741,7 @@
             <w:noProof/>
             <w:webHidden/>
           </w:rPr>
-          <w:instrText xml:space="preserve"> PAGEREF _Toc241361851 \h </w:instrText>
+          <w:instrText xml:space="preserve"> PAGEREF _Toc241366605 \h </w:instrText>
         </w:r>
         <w:r>
           <w:rPr>
@@ -2761,7 +2761,7 @@
             <w:noProof/>
             <w:webHidden/>
           </w:rPr>
-          <w:t>14</w:t>
+          <w:t>13</w:t>
         </w:r>
         <w:r>
           <w:rPr>
@@ -2788,7 +2788,7 @@
           <w14:ligatures w14:val="standardContextual"/>
         </w:rPr>
       </w:pPr>
-      <w:hyperlink w:anchor="_Toc241361852" w:history="1">
+      <w:hyperlink w:anchor="_Toc241366606" w:history="1">
         <w:r>
           <w:rPr>
             <w:rStyle w:val="Hyperlink"/>
@@ -2835,7 +2835,7 @@
             <w:noProof/>
             <w:webHidden/>
           </w:rPr>
-          <w:instrText xml:space="preserve"> PAGEREF _Toc241361852 \h </w:instrText>
+          <w:instrText xml:space="preserve"> PAGEREF _Toc241366606 \h </w:instrText>
         </w:r>
         <w:r>
           <w:rPr>
@@ -2855,7 +2855,7 @@
             <w:noProof/>
             <w:webHidden/>
           </w:rPr>
-          <w:t>14</w:t>
+          <w:t>13</w:t>
         </w:r>
         <w:r>
           <w:rPr>
@@ -2882,7 +2882,7 @@
           <w14:ligatures w14:val="standardContextual"/>
         </w:rPr>
       </w:pPr>
-      <w:hyperlink w:anchor="_Toc241361853" w:history="1">
+      <w:hyperlink w:anchor="_Toc241366607" w:history="1">
         <w:r>
           <w:rPr>
             <w:rStyle w:val="Hyperlink"/>
@@ -2929,7 +2929,7 @@
             <w:noProof/>
             <w:webHidden/>
           </w:rPr>
-          <w:instrText xml:space="preserve"> PAGEREF _Toc241361853 \h </w:instrText>
+          <w:instrText xml:space="preserve"> PAGEREF _Toc241366607 \h </w:instrText>
         </w:r>
         <w:r>
           <w:rPr>
@@ -2976,7 +2976,7 @@
           <w14:ligatures w14:val="standardContextual"/>
         </w:rPr>
       </w:pPr>
-      <w:hyperlink w:anchor="_Toc241361854" w:history="1">
+      <w:hyperlink w:anchor="_Toc241366608" w:history="1">
         <w:r>
           <w:rPr>
             <w:rStyle w:val="Hyperlink"/>
@@ -3023,7 +3023,7 @@
             <w:noProof/>
             <w:webHidden/>
           </w:rPr>
-          <w:instrText xml:space="preserve"> PAGEREF _Toc241361854 \h </w:instrText>
+          <w:instrText xml:space="preserve"> PAGEREF _Toc241366608 \h </w:instrText>
         </w:r>
         <w:r>
           <w:rPr>
@@ -3043,7 +3043,7 @@
             <w:noProof/>
             <w:webHidden/>
           </w:rPr>
-          <w:t>15</w:t>
+          <w:t>14</w:t>
         </w:r>
         <w:r>
           <w:rPr>
@@ -3070,7 +3070,7 @@
           <w14:ligatures w14:val="standardContextual"/>
         </w:rPr>
       </w:pPr>
-      <w:hyperlink w:anchor="_Toc241361855" w:history="1">
+      <w:hyperlink w:anchor="_Toc241366609" w:history="1">
         <w:r>
           <w:rPr>
             <w:rStyle w:val="Hyperlink"/>
@@ -3117,7 +3117,7 @@
             <w:noProof/>
             <w:webHidden/>
           </w:rPr>
-          <w:instrText xml:space="preserve"> PAGEREF _Toc241361855 \h </w:instrText>
+          <w:instrText xml:space="preserve"> PAGEREF _Toc241366609 \h </w:instrText>
         </w:r>
         <w:r>
           <w:rPr>
@@ -3137,7 +3137,7 @@
             <w:noProof/>
             <w:webHidden/>
           </w:rPr>
-          <w:t>15</w:t>
+          <w:t>14</w:t>
         </w:r>
         <w:r>
           <w:rPr>
@@ -3166,7 +3166,7 @@
           <w14:ligatures w14:val="standardContextual"/>
         </w:rPr>
       </w:pPr>
-      <w:hyperlink w:anchor="_Toc241361856" w:history="1">
+      <w:hyperlink w:anchor="_Toc241366610" w:history="1">
         <w:r>
           <w:rPr>
             <w:rStyle w:val="Hyperlink"/>
@@ -3215,7 +3215,7 @@
             <w:noProof/>
             <w:webHidden/>
           </w:rPr>
-          <w:instrText xml:space="preserve"> PAGEREF _Toc241361856 \h </w:instrText>
+          <w:instrText xml:space="preserve"> PAGEREF _Toc241366610 \h </w:instrText>
         </w:r>
         <w:r>
           <w:rPr>
@@ -3262,7 +3262,7 @@
           <w14:ligatures w14:val="standardContextual"/>
         </w:rPr>
       </w:pPr>
-      <w:hyperlink w:anchor="_Toc241361857" w:history="1">
+      <w:hyperlink w:anchor="_Toc241366611" w:history="1">
         <w:r>
           <w:rPr>
             <w:rStyle w:val="Hyperlink"/>
@@ -3309,7 +3309,7 @@
             <w:noProof/>
             <w:webHidden/>
           </w:rPr>
-          <w:instrText xml:space="preserve"> PAGEREF _Toc241361857 \h </w:instrText>
+          <w:instrText xml:space="preserve"> PAGEREF _Toc241366611 \h </w:instrText>
         </w:r>
         <w:r>
           <w:rPr>
@@ -3356,7 +3356,7 @@
           <w14:ligatures w14:val="standardContextual"/>
         </w:rPr>
       </w:pPr>
-      <w:hyperlink w:anchor="_Toc241361858" w:history="1">
+      <w:hyperlink w:anchor="_Toc241366612" w:history="1">
         <w:r>
           <w:rPr>
             <w:rStyle w:val="Hyperlink"/>
@@ -3403,7 +3403,7 @@
             <w:noProof/>
             <w:webHidden/>
           </w:rPr>
-          <w:instrText xml:space="preserve"> PAGEREF _Toc241361858 \h </w:instrText>
+          <w:instrText xml:space="preserve"> PAGEREF _Toc241366612 \h </w:instrText>
         </w:r>
         <w:r>
           <w:rPr>
@@ -3423,7 +3423,7 @@
             <w:noProof/>
             <w:webHidden/>
           </w:rPr>
-          <w:t>16</w:t>
+          <w:t>15</w:t>
         </w:r>
         <w:r>
           <w:rPr>
@@ -3450,7 +3450,7 @@
           <w14:ligatures w14:val="standardContextual"/>
         </w:rPr>
       </w:pPr>
-      <w:hyperlink w:anchor="_Toc241361859" w:history="1">
+      <w:hyperlink w:anchor="_Toc241366613" w:history="1">
         <w:r>
           <w:rPr>
             <w:rStyle w:val="Hyperlink"/>
@@ -3497,7 +3497,7 @@
             <w:noProof/>
             <w:webHidden/>
           </w:rPr>
-          <w:instrText xml:space="preserve"> PAGEREF _Toc241361859 \h </w:instrText>
+          <w:instrText xml:space="preserve"> PAGEREF _Toc241366613 \h </w:instrText>
         </w:r>
         <w:r>
           <w:rPr>
@@ -3544,7 +3544,7 @@
           <w14:ligatures w14:val="standardContextual"/>
         </w:rPr>
       </w:pPr>
-      <w:hyperlink w:anchor="_Toc241361860" w:history="1">
+      <w:hyperlink w:anchor="_Toc241366614" w:history="1">
         <w:r>
           <w:rPr>
             <w:rStyle w:val="Hyperlink"/>
@@ -3591,7 +3591,7 @@
             <w:noProof/>
             <w:webHidden/>
           </w:rPr>
-          <w:instrText xml:space="preserve"> PAGEREF _Toc241361860 \h </w:instrText>
+          <w:instrText xml:space="preserve"> PAGEREF _Toc241366614 \h </w:instrText>
         </w:r>
         <w:r>
           <w:rPr>
@@ -3611,7 +3611,7 @@
             <w:noProof/>
             <w:webHidden/>
           </w:rPr>
-          <w:t>17</w:t>
+          <w:t>16</w:t>
         </w:r>
         <w:r>
           <w:rPr>
@@ -3638,7 +3638,7 @@
           <w14:ligatures w14:val="standardContextual"/>
         </w:rPr>
       </w:pPr>
-      <w:hyperlink w:anchor="_Toc241361861" w:history="1">
+      <w:hyperlink w:anchor="_Toc241366615" w:history="1">
         <w:r>
           <w:rPr>
             <w:rStyle w:val="Hyperlink"/>
@@ -3685,7 +3685,7 @@
             <w:noProof/>
             <w:webHidden/>
           </w:rPr>
-          <w:instrText xml:space="preserve"> PAGEREF _Toc241361861 \h </w:instrText>
+          <w:instrText xml:space="preserve"> PAGEREF _Toc241366615 \h </w:instrText>
         </w:r>
         <w:r>
           <w:rPr>
@@ -3705,7 +3705,7 @@
             <w:noProof/>
             <w:webHidden/>
           </w:rPr>
-          <w:t>17</w:t>
+          <w:t>16</w:t>
         </w:r>
         <w:r>
           <w:rPr>
@@ -3733,7 +3733,7 @@
           <w14:ligatures w14:val="standardContextual"/>
         </w:rPr>
       </w:pPr>
-      <w:hyperlink w:anchor="_Toc241361862" w:history="1">
+      <w:hyperlink w:anchor="_Toc241366616" w:history="1">
         <w:r>
           <w:rPr>
             <w:rStyle w:val="Hyperlink"/>
@@ -3781,7 +3781,7 @@
             <w:noProof/>
             <w:webHidden/>
           </w:rPr>
-          <w:instrText xml:space="preserve"> PAGEREF _Toc241361862 \h </w:instrText>
+          <w:instrText xml:space="preserve"> PAGEREF _Toc241366616 \h </w:instrText>
         </w:r>
         <w:r>
           <w:rPr>
@@ -3801,7 +3801,7 @@
             <w:noProof/>
             <w:webHidden/>
           </w:rPr>
-          <w:t>18</w:t>
+          <w:t>17</w:t>
         </w:r>
         <w:r>
           <w:rPr>
@@ -3830,7 +3830,7 @@
           <w14:ligatures w14:val="standardContextual"/>
         </w:rPr>
       </w:pPr>
-      <w:hyperlink w:anchor="_Toc241361863" w:history="1">
+      <w:hyperlink w:anchor="_Toc241366617" w:history="1">
         <w:r>
           <w:rPr>
             <w:rStyle w:val="Hyperlink"/>
@@ -3879,7 +3879,7 @@
             <w:noProof/>
             <w:webHidden/>
           </w:rPr>
-          <w:instrText xml:space="preserve"> PAGEREF _Toc241361863 \h </w:instrText>
+          <w:instrText xml:space="preserve"> PAGEREF _Toc241366617 \h </w:instrText>
         </w:r>
         <w:r>
           <w:rPr>
@@ -3899,7 +3899,7 @@
             <w:noProof/>
             <w:webHidden/>
           </w:rPr>
-          <w:t>18</w:t>
+          <w:t>17</w:t>
         </w:r>
         <w:r>
           <w:rPr>
@@ -3926,7 +3926,7 @@
           <w14:ligatures w14:val="standardContextual"/>
         </w:rPr>
       </w:pPr>
-      <w:hyperlink w:anchor="_Toc241361864" w:history="1">
+      <w:hyperlink w:anchor="_Toc241366618" w:history="1">
         <w:r>
           <w:rPr>
             <w:rStyle w:val="Hyperlink"/>
@@ -3973,7 +3973,7 @@
             <w:noProof/>
             <w:webHidden/>
           </w:rPr>
-          <w:instrText xml:space="preserve"> PAGEREF _Toc241361864 \h </w:instrText>
+          <w:instrText xml:space="preserve"> PAGEREF _Toc241366618 \h </w:instrText>
         </w:r>
         <w:r>
           <w:rPr>
@@ -3993,7 +3993,7 @@
             <w:noProof/>
             <w:webHidden/>
           </w:rPr>
-          <w:t>18</w:t>
+          <w:t>17</w:t>
         </w:r>
         <w:r>
           <w:rPr>
@@ -4020,7 +4020,7 @@
           <w14:ligatures w14:val="standardContextual"/>
         </w:rPr>
       </w:pPr>
-      <w:hyperlink w:anchor="_Toc241361865" w:history="1">
+      <w:hyperlink w:anchor="_Toc241366619" w:history="1">
         <w:r>
           <w:rPr>
             <w:rStyle w:val="Hyperlink"/>
@@ -4067,7 +4067,7 @@
             <w:noProof/>
             <w:webHidden/>
           </w:rPr>
-          <w:instrText xml:space="preserve"> PAGEREF _Toc241361865 \h </w:instrText>
+          <w:instrText xml:space="preserve"> PAGEREF _Toc241366619 \h </w:instrText>
         </w:r>
         <w:r>
           <w:rPr>
@@ -4087,7 +4087,7 @@
             <w:noProof/>
             <w:webHidden/>
           </w:rPr>
-          <w:t>18</w:t>
+          <w:t>17</w:t>
         </w:r>
         <w:r>
           <w:rPr>
@@ -4114,7 +4114,7 @@
           <w14:ligatures w14:val="standardContextual"/>
         </w:rPr>
       </w:pPr>
-      <w:hyperlink w:anchor="_Toc241361866" w:history="1">
+      <w:hyperlink w:anchor="_Toc241366620" w:history="1">
         <w:r>
           <w:rPr>
             <w:rStyle w:val="Hyperlink"/>
@@ -4161,7 +4161,7 @@
             <w:noProof/>
             <w:webHidden/>
           </w:rPr>
-          <w:instrText xml:space="preserve"> PAGEREF _Toc241361866 \h </w:instrText>
+          <w:instrText xml:space="preserve"> PAGEREF _Toc241366620 \h </w:instrText>
         </w:r>
         <w:r>
           <w:rPr>
@@ -4181,7 +4181,7 @@
             <w:noProof/>
             <w:webHidden/>
           </w:rPr>
-          <w:t>19</w:t>
+          <w:t>18</w:t>
         </w:r>
         <w:r>
           <w:rPr>
@@ -4208,7 +4208,7 @@
           <w14:ligatures w14:val="standardContextual"/>
         </w:rPr>
       </w:pPr>
-      <w:hyperlink w:anchor="_Toc241361867" w:history="1">
+      <w:hyperlink w:anchor="_Toc241366621" w:history="1">
         <w:r>
           <w:rPr>
             <w:rStyle w:val="Hyperlink"/>
@@ -4255,7 +4255,7 @@
             <w:noProof/>
             <w:webHidden/>
           </w:rPr>
-          <w:instrText xml:space="preserve"> PAGEREF _Toc241361867 \h </w:instrText>
+          <w:instrText xml:space="preserve"> PAGEREF _Toc241366621 \h </w:instrText>
         </w:r>
         <w:r>
           <w:rPr>
@@ -4275,7 +4275,7 @@
             <w:noProof/>
             <w:webHidden/>
           </w:rPr>
-          <w:t>19</w:t>
+          <w:t>18</w:t>
         </w:r>
         <w:r>
           <w:rPr>
@@ -4302,7 +4302,7 @@
           <w14:ligatures w14:val="standardContextual"/>
         </w:rPr>
       </w:pPr>
-      <w:hyperlink w:anchor="_Toc241361868" w:history="1">
+      <w:hyperlink w:anchor="_Toc241366622" w:history="1">
         <w:r>
           <w:rPr>
             <w:rStyle w:val="Hyperlink"/>
@@ -4349,7 +4349,7 @@
             <w:noProof/>
             <w:webHidden/>
           </w:rPr>
-          <w:instrText xml:space="preserve"> PAGEREF _Toc241361868 \h </w:instrText>
+          <w:instrText xml:space="preserve"> PAGEREF _Toc241366622 \h </w:instrText>
         </w:r>
         <w:r>
           <w:rPr>
@@ -4369,7 +4369,7 @@
             <w:noProof/>
             <w:webHidden/>
           </w:rPr>
-          <w:t>19</w:t>
+          <w:t>18</w:t>
         </w:r>
         <w:r>
           <w:rPr>
@@ -4396,7 +4396,7 @@
           <w14:ligatures w14:val="standardContextual"/>
         </w:rPr>
       </w:pPr>
-      <w:hyperlink w:anchor="_Toc241361869" w:history="1">
+      <w:hyperlink w:anchor="_Toc241366623" w:history="1">
         <w:r>
           <w:rPr>
             <w:rStyle w:val="Hyperlink"/>
@@ -4443,7 +4443,7 @@
             <w:noProof/>
             <w:webHidden/>
           </w:rPr>
-          <w:instrText xml:space="preserve"> PAGEREF _Toc241361869 \h </w:instrText>
+          <w:instrText xml:space="preserve"> PAGEREF _Toc241366623 \h </w:instrText>
         </w:r>
         <w:r>
           <w:rPr>
@@ -4463,7 +4463,7 @@
             <w:noProof/>
             <w:webHidden/>
           </w:rPr>
-          <w:t>20</w:t>
+          <w:t>19</w:t>
         </w:r>
         <w:r>
           <w:rPr>
@@ -4492,7 +4492,7 @@
           <w14:ligatures w14:val="standardContextual"/>
         </w:rPr>
       </w:pPr>
-      <w:hyperlink w:anchor="_Toc241361870" w:history="1">
+      <w:hyperlink w:anchor="_Toc241366624" w:history="1">
         <w:r>
           <w:rPr>
             <w:rStyle w:val="Hyperlink"/>
@@ -4539,7 +4539,7 @@
             <w:noProof/>
             <w:webHidden/>
           </w:rPr>
-          <w:instrText xml:space="preserve"> PAGEREF _Toc241361870 \h </w:instrText>
+          <w:instrText xml:space="preserve"> PAGEREF _Toc241366624 \h </w:instrText>
         </w:r>
         <w:r>
           <w:rPr>
@@ -4559,7 +4559,7 @@
             <w:noProof/>
             <w:webHidden/>
           </w:rPr>
-          <w:t>21</w:t>
+          <w:t>20</w:t>
         </w:r>
         <w:r>
           <w:rPr>
@@ -4586,7 +4586,7 @@
           <w14:ligatures w14:val="standardContextual"/>
         </w:rPr>
       </w:pPr>
-      <w:hyperlink w:anchor="_Toc241361871" w:history="1">
+      <w:hyperlink w:anchor="_Toc241366625" w:history="1">
         <w:r>
           <w:rPr>
             <w:rStyle w:val="Hyperlink"/>
@@ -4633,7 +4633,7 @@
             <w:noProof/>
             <w:webHidden/>
           </w:rPr>
-          <w:instrText xml:space="preserve"> PAGEREF _Toc241361871 \h </w:instrText>
+          <w:instrText xml:space="preserve"> PAGEREF _Toc241366625 \h </w:instrText>
         </w:r>
         <w:r>
           <w:rPr>
@@ -4653,7 +4653,7 @@
             <w:noProof/>
             <w:webHidden/>
           </w:rPr>
-          <w:t>21</w:t>
+          <w:t>20</w:t>
         </w:r>
         <w:r>
           <w:rPr>
@@ -4680,7 +4680,7 @@
           <w14:ligatures w14:val="standardContextual"/>
         </w:rPr>
       </w:pPr>
-      <w:hyperlink w:anchor="_Toc241361872" w:history="1">
+      <w:hyperlink w:anchor="_Toc241366626" w:history="1">
         <w:r>
           <w:rPr>
             <w:rStyle w:val="Hyperlink"/>
@@ -4735,7 +4735,7 @@
             <w:noProof/>
             <w:webHidden/>
           </w:rPr>
-          <w:instrText xml:space="preserve"> PAGEREF _Toc241361872 \h </w:instrText>
+          <w:instrText xml:space="preserve"> PAGEREF _Toc241366626 \h </w:instrText>
         </w:r>
         <w:r>
           <w:rPr>
@@ -4755,6 +4755,168 @@
             <w:noProof/>
             <w:webHidden/>
           </w:rPr>
+          <w:t>20</w:t>
+        </w:r>
+        <w:r>
+          <w:rPr>
+            <w:noProof/>
+            <w:webHidden/>
+          </w:rPr>
+          <w:fldChar w:fldCharType="end"/>
+        </w:r>
+      </w:hyperlink>
+    </w:p>
+    <w:p>
+      <w:pPr>
+        <w:pStyle w:val="TOC1"/>
+        <w:tabs>
+          <w:tab w:val="right" w:pos="9350"/>
+        </w:tabs>
+        <w:rPr>
+          <w:rFonts w:asciiTheme="minorHAnsi" w:eastAsiaTheme="minorEastAsia" w:hAnsiTheme="minorHAnsi" w:cstheme="minorBidi"/>
+          <w:b w:val="0"/>
+          <w:bCs w:val="0"/>
+          <w:caps w:val="0"/>
+          <w:noProof/>
+          <w:kern w:val="2"/>
+          <w14:ligatures w14:val="standardContextual"/>
+        </w:rPr>
+      </w:pPr>
+      <w:hyperlink w:anchor="_Toc241366627" w:history="1">
+        <w:r>
+          <w:rPr>
+            <w:noProof/>
+            <w:webHidden/>
+          </w:rPr>
+          <w:tab/>
+        </w:r>
+        <w:r>
+          <w:rPr>
+            <w:noProof/>
+            <w:webHidden/>
+          </w:rPr>
+          <w:fldChar w:fldCharType="begin"/>
+        </w:r>
+        <w:r>
+          <w:rPr>
+            <w:noProof/>
+            <w:webHidden/>
+          </w:rPr>
+          <w:instrText xml:space="preserve"> PAGEREF _Toc241366627 \h </w:instrText>
+        </w:r>
+        <w:r>
+          <w:rPr>
+            <w:noProof/>
+            <w:webHidden/>
+          </w:rPr>
+        </w:r>
+        <w:r>
+          <w:rPr>
+            <w:noProof/>
+            <w:webHidden/>
+          </w:rPr>
+          <w:fldChar w:fldCharType="separate"/>
+        </w:r>
+        <w:r>
+          <w:rPr>
+            <w:noProof/>
+            <w:webHidden/>
+          </w:rPr>
+          <w:t>20</w:t>
+        </w:r>
+        <w:r>
+          <w:rPr>
+            <w:noProof/>
+            <w:webHidden/>
+          </w:rPr>
+          <w:fldChar w:fldCharType="end"/>
+        </w:r>
+      </w:hyperlink>
+    </w:p>
+    <w:p>
+      <w:pPr>
+        <w:pStyle w:val="TOC1"/>
+        <w:tabs>
+          <w:tab w:val="left" w:pos="1100"/>
+          <w:tab w:val="right" w:pos="9350"/>
+        </w:tabs>
+        <w:rPr>
+          <w:rFonts w:asciiTheme="minorHAnsi" w:eastAsiaTheme="minorEastAsia" w:hAnsiTheme="minorHAnsi" w:cstheme="minorBidi"/>
+          <w:b w:val="0"/>
+          <w:bCs w:val="0"/>
+          <w:caps w:val="0"/>
+          <w:noProof/>
+          <w:kern w:val="2"/>
+          <w14:ligatures w14:val="standardContextual"/>
+        </w:rPr>
+      </w:pPr>
+      <w:hyperlink w:anchor="_Toc241366628" w:history="1">
+        <w:r>
+          <w:rPr>
+            <w:rStyle w:val="Hyperlink"/>
+            <w:noProof/>
+            <w:lang w:val="en-US"/>
+          </w:rPr>
+          <w:t>LAB05</w:t>
+        </w:r>
+        <w:r>
+          <w:rPr>
+            <w:rFonts w:asciiTheme="minorHAnsi" w:eastAsiaTheme="minorEastAsia" w:hAnsiTheme="minorHAnsi" w:cstheme="minorBidi"/>
+            <w:b w:val="0"/>
+            <w:bCs w:val="0"/>
+            <w:caps w:val="0"/>
+            <w:noProof/>
+            <w:kern w:val="2"/>
+            <w14:ligatures w14:val="standardContextual"/>
+          </w:rPr>
+          <w:tab/>
+        </w:r>
+        <w:r>
+          <w:rPr>
+            <w:rStyle w:val="Hyperlink"/>
+            <w:noProof/>
+          </w:rPr>
+          <w:t>TẠO QUẢN LÝ VÀ CHIA SẺ NỘI DUNG SỐ</w:t>
+        </w:r>
+        <w:r>
+          <w:rPr>
+            <w:noProof/>
+            <w:webHidden/>
+          </w:rPr>
+          <w:tab/>
+        </w:r>
+        <w:r>
+          <w:rPr>
+            <w:noProof/>
+            <w:webHidden/>
+          </w:rPr>
+          <w:fldChar w:fldCharType="begin"/>
+        </w:r>
+        <w:r>
+          <w:rPr>
+            <w:noProof/>
+            <w:webHidden/>
+          </w:rPr>
+          <w:instrText xml:space="preserve"> PAGEREF _Toc241366628 \h </w:instrText>
+        </w:r>
+        <w:r>
+          <w:rPr>
+            <w:noProof/>
+            <w:webHidden/>
+          </w:rPr>
+        </w:r>
+        <w:r>
+          <w:rPr>
+            <w:noProof/>
+            <w:webHidden/>
+          </w:rPr>
+          <w:fldChar w:fldCharType="separate"/>
+        </w:r>
+        <w:r>
+          <w:rPr>
+            <w:noProof/>
+            <w:webHidden/>
+          </w:rPr>
           <w:t>21</w:t>
         </w:r>
         <w:r>
@@ -4768,6 +4930,194 @@
     </w:p>
     <w:p>
       <w:pPr>
+        <w:pStyle w:val="TOC3"/>
+        <w:tabs>
+          <w:tab w:val="left" w:pos="1772"/>
+          <w:tab w:val="right" w:pos="9350"/>
+        </w:tabs>
+        <w:rPr>
+          <w:rFonts w:eastAsiaTheme="minorEastAsia" w:cstheme="minorBidi"/>
+          <w:noProof/>
+          <w:kern w:val="2"/>
+          <w:sz w:val="24"/>
+          <w:szCs w:val="24"/>
+          <w14:ligatures w14:val="standardContextual"/>
+        </w:rPr>
+      </w:pPr>
+      <w:hyperlink w:anchor="_Toc241366629" w:history="1">
+        <w:r>
+          <w:rPr>
+            <w:rStyle w:val="Hyperlink"/>
+            <w:noProof/>
+            <w:lang w:val="en-US" w:eastAsia="en-US"/>
+          </w:rPr>
+          <w:t>LAB05_EX.1.1</w:t>
+        </w:r>
+        <w:r>
+          <w:rPr>
+            <w:rFonts w:eastAsiaTheme="minorEastAsia" w:cstheme="minorBidi"/>
+            <w:noProof/>
+            <w:kern w:val="2"/>
+            <w:sz w:val="24"/>
+            <w:szCs w:val="24"/>
+            <w14:ligatures w14:val="standardContextual"/>
+          </w:rPr>
+          <w:tab/>
+        </w:r>
+        <w:r>
+          <w:rPr>
+            <w:rStyle w:val="Hyperlink"/>
+            <w:noProof/>
+            <w:lang w:val="en-US" w:eastAsia="en-US"/>
+          </w:rPr>
+          <w:t>HỢP TÁC NHÓM TRÊN GOOGLE DOCS</w:t>
+        </w:r>
+        <w:r>
+          <w:rPr>
+            <w:noProof/>
+            <w:webHidden/>
+          </w:rPr>
+          <w:tab/>
+        </w:r>
+        <w:r>
+          <w:rPr>
+            <w:noProof/>
+            <w:webHidden/>
+          </w:rPr>
+          <w:fldChar w:fldCharType="begin"/>
+        </w:r>
+        <w:r>
+          <w:rPr>
+            <w:noProof/>
+            <w:webHidden/>
+          </w:rPr>
+          <w:instrText xml:space="preserve"> PAGEREF _Toc241366629 \h </w:instrText>
+        </w:r>
+        <w:r>
+          <w:rPr>
+            <w:noProof/>
+            <w:webHidden/>
+          </w:rPr>
+        </w:r>
+        <w:r>
+          <w:rPr>
+            <w:noProof/>
+            <w:webHidden/>
+          </w:rPr>
+          <w:fldChar w:fldCharType="separate"/>
+        </w:r>
+        <w:r>
+          <w:rPr>
+            <w:noProof/>
+            <w:webHidden/>
+          </w:rPr>
+          <w:t>21</w:t>
+        </w:r>
+        <w:r>
+          <w:rPr>
+            <w:noProof/>
+            <w:webHidden/>
+          </w:rPr>
+          <w:fldChar w:fldCharType="end"/>
+        </w:r>
+      </w:hyperlink>
+    </w:p>
+    <w:p>
+      <w:pPr>
+        <w:pStyle w:val="TOC3"/>
+        <w:tabs>
+          <w:tab w:val="left" w:pos="1772"/>
+          <w:tab w:val="right" w:pos="9350"/>
+        </w:tabs>
+        <w:rPr>
+          <w:rFonts w:eastAsiaTheme="minorEastAsia" w:cstheme="minorBidi"/>
+          <w:noProof/>
+          <w:kern w:val="2"/>
+          <w:sz w:val="24"/>
+          <w:szCs w:val="24"/>
+          <w14:ligatures w14:val="standardContextual"/>
+        </w:rPr>
+      </w:pPr>
+      <w:hyperlink w:anchor="_Toc241366630" w:history="1">
+        <w:r>
+          <w:rPr>
+            <w:rStyle w:val="Hyperlink"/>
+            <w:noProof/>
+            <w:lang w:val="en-US" w:eastAsia="en-US"/>
+          </w:rPr>
+          <w:t>LAB05_EX.1.2</w:t>
+        </w:r>
+        <w:r>
+          <w:rPr>
+            <w:rFonts w:eastAsiaTheme="minorEastAsia" w:cstheme="minorBidi"/>
+            <w:noProof/>
+            <w:kern w:val="2"/>
+            <w:sz w:val="24"/>
+            <w:szCs w:val="24"/>
+            <w14:ligatures w14:val="standardContextual"/>
+          </w:rPr>
+          <w:tab/>
+        </w:r>
+        <w:r>
+          <w:rPr>
+            <w:rStyle w:val="Hyperlink"/>
+            <w:noProof/>
+            <w:lang w:val="en-US" w:eastAsia="en-US"/>
+          </w:rPr>
+          <w:t>QUẢN LÝ MÃ NGUỒN GITHUB</w:t>
+        </w:r>
+        <w:r>
+          <w:rPr>
+            <w:noProof/>
+            <w:webHidden/>
+          </w:rPr>
+          <w:tab/>
+        </w:r>
+        <w:r>
+          <w:rPr>
+            <w:noProof/>
+            <w:webHidden/>
+          </w:rPr>
+          <w:fldChar w:fldCharType="begin"/>
+        </w:r>
+        <w:r>
+          <w:rPr>
+            <w:noProof/>
+            <w:webHidden/>
+          </w:rPr>
+          <w:instrText xml:space="preserve"> PAGEREF _Toc241366630 \h </w:instrText>
+        </w:r>
+        <w:r>
+          <w:rPr>
+            <w:noProof/>
+            <w:webHidden/>
+          </w:rPr>
+        </w:r>
+        <w:r>
+          <w:rPr>
+            <w:noProof/>
+            <w:webHidden/>
+          </w:rPr>
+          <w:fldChar w:fldCharType="separate"/>
+        </w:r>
+        <w:r>
+          <w:rPr>
+            <w:noProof/>
+            <w:webHidden/>
+          </w:rPr>
+          <w:t>21</w:t>
+        </w:r>
+        <w:r>
+          <w:rPr>
+            <w:noProof/>
+            <w:webHidden/>
+          </w:rPr>
+          <w:fldChar w:fldCharType="end"/>
+        </w:r>
+      </w:hyperlink>
+    </w:p>
+    <w:p>
+      <w:pPr>
         <w:rPr>
           <w:lang w:val="en-US"/>
         </w:rPr>
@@ -4984,51 +5334,9 @@
     </w:p>
     <w:p>
       <w:pPr>
-        <w:rPr>
-          <w:lang w:val="en-US"/>
-        </w:rPr>
-      </w:pPr>
-    </w:p>
-    <w:p>
-      <w:pPr>
-        <w:rPr>
-          <w:lang w:val="en-US"/>
-        </w:rPr>
-      </w:pPr>
-    </w:p>
-    <w:p>
-      <w:pPr>
-        <w:rPr>
-          <w:lang w:val="en-US"/>
-        </w:rPr>
-      </w:pPr>
-    </w:p>
-    <w:p>
-      <w:pPr>
-        <w:rPr>
-          <w:lang w:val="en-US"/>
-        </w:rPr>
-      </w:pPr>
-    </w:p>
-    <w:p>
-      <w:pPr>
-        <w:rPr>
-          <w:lang w:val="en-US"/>
-        </w:rPr>
-      </w:pPr>
-    </w:p>
-    <w:p>
-      <w:pPr>
-        <w:rPr>
-          <w:lang w:val="en-US"/>
-        </w:rPr>
-      </w:pPr>
-    </w:p>
-    <w:p>
-      <w:pPr>
         <w:pStyle w:val="Heading1"/>
       </w:pPr>
-      <w:bookmarkStart w:id="0" w:name="_Toc241361829"/>
+      <w:bookmarkStart w:id="0" w:name="_Toc241366583"/>
       <w:bookmarkStart w:id="1" w:name="_Toc241347926"/>
       <w:r>
         <w:t>Microsoft Word và Google Docs</w:t>
@@ -5042,7 +5350,7 @@
           <w:lang w:val="en-US"/>
         </w:rPr>
       </w:pPr>
-      <w:bookmarkStart w:id="2" w:name="_Toc241361830"/>
+      <w:bookmarkStart w:id="2" w:name="_Toc241366584"/>
       <w:bookmarkEnd w:id="1"/>
       <w:r>
         <w:t>Trộn thư dữ liệu từ Excel</w:t>
@@ -5056,7 +5364,7 @@
           <w:lang w:val="en-US"/>
         </w:rPr>
       </w:pPr>
-      <w:bookmarkStart w:id="3" w:name="_Toc241361831"/>
+      <w:bookmarkStart w:id="3" w:name="_Toc241366585"/>
       <w:r>
         <w:t>Data.xlsx</w:t>
       </w:r>
@@ -5074,7 +5382,7 @@
           <w:lang w:val="en-US"/>
         </w:rPr>
         <w:drawing>
-          <wp:anchor distT="0" distB="0" distL="114300" distR="114300" simplePos="0" relativeHeight="251661312" behindDoc="0" locked="0" layoutInCell="1" allowOverlap="1" wp14:anchorId="7B4BEE00" wp14:editId="3035F28D">
+          <wp:anchor distT="0" distB="0" distL="114300" distR="114300" simplePos="0" relativeHeight="251661312" behindDoc="0" locked="0" layoutInCell="1" allowOverlap="1" wp14:anchorId="7B4BEE00" wp14:editId="312238C4">
             <wp:simplePos x="0" y="0"/>
             <wp:positionH relativeFrom="column">
               <wp:posOffset>0</wp:posOffset>
@@ -5257,7 +5565,7 @@
           <w:lang w:val="en-US"/>
         </w:rPr>
       </w:pPr>
-      <w:bookmarkStart w:id="4" w:name="_Toc241361832"/>
+      <w:bookmarkStart w:id="4" w:name="_Toc241366586"/>
       <w:r>
         <w:t>Template</w:t>
       </w:r>
@@ -5281,7 +5589,7 @@
           <w:lang w:val="en-US"/>
         </w:rPr>
         <w:drawing>
-          <wp:anchor distT="0" distB="0" distL="114300" distR="114300" simplePos="0" relativeHeight="251662336" behindDoc="0" locked="0" layoutInCell="1" allowOverlap="1" wp14:anchorId="669A357E" wp14:editId="1C958C59">
+          <wp:anchor distT="0" distB="0" distL="114300" distR="114300" simplePos="0" relativeHeight="251662336" behindDoc="0" locked="0" layoutInCell="1" allowOverlap="1" wp14:anchorId="669A357E" wp14:editId="67729099">
             <wp:simplePos x="0" y="0"/>
             <wp:positionH relativeFrom="margin">
               <wp:align>right</wp:align>
@@ -5451,7 +5759,7 @@
           <w:lang w:val="en-US"/>
         </w:rPr>
       </w:pPr>
-      <w:bookmarkStart w:id="5" w:name="_Toc241361833"/>
+      <w:bookmarkStart w:id="5" w:name="_Toc241366587"/>
       <w:r>
         <w:rPr>
           <w:lang w:val="en-US"/>
@@ -7122,7 +7430,7 @@
           <w:lang w:val="en-US"/>
         </w:rPr>
       </w:pPr>
-      <w:bookmarkStart w:id="6" w:name="_Toc241361834"/>
+      <w:bookmarkStart w:id="6" w:name="_Toc241366588"/>
       <w:r>
         <w:rPr>
           <w:lang w:val="en-US"/>
@@ -7138,7 +7446,7 @@
           <w:lang w:val="en-US"/>
         </w:rPr>
       </w:pPr>
-      <w:bookmarkStart w:id="7" w:name="_Toc241361835"/>
+      <w:bookmarkStart w:id="7" w:name="_Toc241366589"/>
       <w:r>
         <w:rPr>
           <w:lang w:val="en-US"/>
@@ -7164,7 +7472,7 @@
           <w:lang w:val="en-US"/>
         </w:rPr>
       </w:pPr>
-      <w:bookmarkStart w:id="8" w:name="_Toc241361836"/>
+      <w:bookmarkStart w:id="8" w:name="_Toc241366590"/>
       <w:r>
         <w:rPr>
           <w:noProof/>
@@ -7232,7 +7540,7 @@
           <w:lang w:val="en-US"/>
         </w:rPr>
         <w:drawing>
-          <wp:anchor distT="0" distB="0" distL="114300" distR="114300" simplePos="0" relativeHeight="251687936" behindDoc="0" locked="0" layoutInCell="1" allowOverlap="1" wp14:anchorId="49738618" wp14:editId="0302C6E9">
+          <wp:anchor distT="0" distB="0" distL="114300" distR="114300" simplePos="0" relativeHeight="251687936" behindDoc="0" locked="0" layoutInCell="1" allowOverlap="1" wp14:anchorId="49738618" wp14:editId="0B62C6D5">
             <wp:simplePos x="0" y="0"/>
             <wp:positionH relativeFrom="margin">
               <wp:align>center</wp:align>
@@ -7293,7 +7601,7 @@
           <w:lang w:val="en-US"/>
         </w:rPr>
         <w:drawing>
-          <wp:anchor distT="0" distB="0" distL="114300" distR="114300" simplePos="0" relativeHeight="251686912" behindDoc="0" locked="0" layoutInCell="1" allowOverlap="1" wp14:anchorId="7EC2FC80" wp14:editId="0D4DF6D3">
+          <wp:anchor distT="0" distB="0" distL="114300" distR="114300" simplePos="0" relativeHeight="251686912" behindDoc="0" locked="0" layoutInCell="1" allowOverlap="1" wp14:anchorId="7EC2FC80" wp14:editId="583BDB8E">
             <wp:simplePos x="0" y="0"/>
             <wp:positionH relativeFrom="margin">
               <wp:align>left</wp:align>
@@ -7478,7 +7786,7 @@
           <w:lang w:val="en-US"/>
         </w:rPr>
         <w:drawing>
-          <wp:anchor distT="0" distB="0" distL="114300" distR="114300" simplePos="0" relativeHeight="251675648" behindDoc="0" locked="0" layoutInCell="1" allowOverlap="1" wp14:anchorId="2B1DE0EC" wp14:editId="774E2E2A">
+          <wp:anchor distT="0" distB="0" distL="114300" distR="114300" simplePos="0" relativeHeight="251675648" behindDoc="0" locked="0" layoutInCell="1" allowOverlap="1" wp14:anchorId="2B1DE0EC" wp14:editId="04269C03">
             <wp:simplePos x="0" y="0"/>
             <wp:positionH relativeFrom="margin">
               <wp:align>center</wp:align>
@@ -7637,7 +7945,7 @@
           <w:lang w:val="en-US"/>
         </w:rPr>
         <w:drawing>
-          <wp:anchor distT="0" distB="0" distL="114300" distR="114300" simplePos="0" relativeHeight="251679744" behindDoc="0" locked="0" layoutInCell="1" allowOverlap="1" wp14:anchorId="678EE987" wp14:editId="01BE2997">
+          <wp:anchor distT="0" distB="0" distL="114300" distR="114300" simplePos="0" relativeHeight="251679744" behindDoc="0" locked="0" layoutInCell="1" allowOverlap="1" wp14:anchorId="678EE987" wp14:editId="5F9577ED">
             <wp:simplePos x="0" y="0"/>
             <wp:positionH relativeFrom="margin">
               <wp:align>right</wp:align>
@@ -7698,7 +8006,7 @@
           <w:lang w:val="en-US"/>
         </w:rPr>
         <w:drawing>
-          <wp:anchor distT="0" distB="0" distL="114300" distR="114300" simplePos="0" relativeHeight="251678720" behindDoc="0" locked="0" layoutInCell="1" allowOverlap="1" wp14:anchorId="5A21AD08" wp14:editId="5AC990A0">
+          <wp:anchor distT="0" distB="0" distL="114300" distR="114300" simplePos="0" relativeHeight="251678720" behindDoc="0" locked="0" layoutInCell="1" allowOverlap="1" wp14:anchorId="5A21AD08" wp14:editId="35217515">
             <wp:simplePos x="0" y="0"/>
             <wp:positionH relativeFrom="margin">
               <wp:align>center</wp:align>
@@ -7890,7 +8198,7 @@
           <w:lang w:val="en-US"/>
         </w:rPr>
         <w:drawing>
-          <wp:anchor distT="0" distB="0" distL="114300" distR="114300" simplePos="0" relativeHeight="251682816" behindDoc="0" locked="0" layoutInCell="1" allowOverlap="1" wp14:anchorId="21E9EFA5" wp14:editId="01349F22">
+          <wp:anchor distT="0" distB="0" distL="114300" distR="114300" simplePos="0" relativeHeight="251682816" behindDoc="0" locked="0" layoutInCell="1" allowOverlap="1" wp14:anchorId="21E9EFA5" wp14:editId="1B6963AC">
             <wp:simplePos x="0" y="0"/>
             <wp:positionH relativeFrom="margin">
               <wp:align>right</wp:align>
@@ -7951,7 +8259,7 @@
           <w:lang w:val="en-US"/>
         </w:rPr>
         <w:drawing>
-          <wp:anchor distT="0" distB="0" distL="114300" distR="114300" simplePos="0" relativeHeight="251681792" behindDoc="0" locked="0" layoutInCell="1" allowOverlap="1" wp14:anchorId="6D79B536" wp14:editId="7BE0FC1B">
+          <wp:anchor distT="0" distB="0" distL="114300" distR="114300" simplePos="0" relativeHeight="251681792" behindDoc="0" locked="0" layoutInCell="1" allowOverlap="1" wp14:anchorId="6D79B536" wp14:editId="21BE44FD">
             <wp:simplePos x="0" y="0"/>
             <wp:positionH relativeFrom="margin">
               <wp:align>center</wp:align>
@@ -8012,7 +8320,7 @@
           <w:lang w:val="en-US"/>
         </w:rPr>
         <w:drawing>
-          <wp:anchor distT="0" distB="0" distL="114300" distR="114300" simplePos="0" relativeHeight="251680768" behindDoc="0" locked="0" layoutInCell="1" allowOverlap="1" wp14:anchorId="11B66421" wp14:editId="4FAB5B78">
+          <wp:anchor distT="0" distB="0" distL="114300" distR="114300" simplePos="0" relativeHeight="251680768" behindDoc="0" locked="0" layoutInCell="1" allowOverlap="1" wp14:anchorId="11B66421" wp14:editId="38A4B4F1">
             <wp:simplePos x="0" y="0"/>
             <wp:positionH relativeFrom="margin">
               <wp:align>left</wp:align>
@@ -8164,7 +8472,7 @@
           <w:lang w:val="en-US"/>
         </w:rPr>
         <w:drawing>
-          <wp:anchor distT="0" distB="0" distL="114300" distR="114300" simplePos="0" relativeHeight="251685888" behindDoc="0" locked="0" layoutInCell="1" allowOverlap="1" wp14:anchorId="7CFE37BE" wp14:editId="33BC08D3">
+          <wp:anchor distT="0" distB="0" distL="114300" distR="114300" simplePos="0" relativeHeight="251685888" behindDoc="0" locked="0" layoutInCell="1" allowOverlap="1" wp14:anchorId="7CFE37BE" wp14:editId="51335084">
             <wp:simplePos x="0" y="0"/>
             <wp:positionH relativeFrom="margin">
               <wp:align>right</wp:align>
@@ -8225,7 +8533,7 @@
           <w:lang w:val="en-US"/>
         </w:rPr>
         <w:drawing>
-          <wp:anchor distT="0" distB="0" distL="114300" distR="114300" simplePos="0" relativeHeight="251684864" behindDoc="0" locked="0" layoutInCell="1" allowOverlap="1" wp14:anchorId="5C121071" wp14:editId="1F950A62">
+          <wp:anchor distT="0" distB="0" distL="114300" distR="114300" simplePos="0" relativeHeight="251684864" behindDoc="0" locked="0" layoutInCell="1" allowOverlap="1" wp14:anchorId="5C121071" wp14:editId="2A0D0987">
             <wp:simplePos x="0" y="0"/>
             <wp:positionH relativeFrom="margin">
               <wp:align>center</wp:align>
@@ -8286,7 +8594,7 @@
           <w:lang w:val="en-US"/>
         </w:rPr>
         <w:drawing>
-          <wp:anchor distT="0" distB="0" distL="114300" distR="114300" simplePos="0" relativeHeight="251683840" behindDoc="0" locked="0" layoutInCell="1" allowOverlap="1" wp14:anchorId="74C2C560" wp14:editId="26943A80">
+          <wp:anchor distT="0" distB="0" distL="114300" distR="114300" simplePos="0" relativeHeight="251683840" behindDoc="0" locked="0" layoutInCell="1" allowOverlap="1" wp14:anchorId="74C2C560" wp14:editId="4B698480">
             <wp:simplePos x="0" y="0"/>
             <wp:positionH relativeFrom="margin">
               <wp:align>left</wp:align>
@@ -8721,7 +9029,7 @@
           <w:lang w:val="en-US"/>
         </w:rPr>
       </w:pPr>
-      <w:bookmarkStart w:id="9" w:name="_Toc241361837"/>
+      <w:bookmarkStart w:id="9" w:name="_Toc241366591"/>
       <w:r>
         <w:rPr>
           <w:lang w:val="en-US"/>
@@ -8737,7 +9045,7 @@
           <w:lang w:val="en-US" w:eastAsia="en-US"/>
         </w:rPr>
       </w:pPr>
-      <w:bookmarkStart w:id="10" w:name="_Toc241361838"/>
+      <w:bookmarkStart w:id="10" w:name="_Toc241366592"/>
       <w:r>
         <w:rPr>
           <w:lang w:val="en-US" w:eastAsia="en-US"/>
@@ -8904,7 +9212,7 @@
           <w:lang w:val="en-US"/>
         </w:rPr>
       </w:pPr>
-      <w:bookmarkStart w:id="11" w:name="_Toc241361839"/>
+      <w:bookmarkStart w:id="11" w:name="_Toc241366593"/>
       <w:r>
         <w:rPr>
           <w:lang w:val="en-US"/>
@@ -8920,7 +9228,7 @@
           <w:lang w:val="en-US"/>
         </w:rPr>
       </w:pPr>
-      <w:bookmarkStart w:id="12" w:name="_Toc241361840"/>
+      <w:bookmarkStart w:id="12" w:name="_Toc241366594"/>
       <w:r>
         <w:rPr>
           <w:lang w:val="en-US"/>
@@ -8936,7 +9244,7 @@
           <w:lang w:val="en-US"/>
         </w:rPr>
       </w:pPr>
-      <w:bookmarkStart w:id="13" w:name="_Toc241361841"/>
+      <w:bookmarkStart w:id="13" w:name="_Toc241366595"/>
       <w:r>
         <w:rPr>
           <w:lang w:val="en-US"/>
@@ -8952,7 +9260,7 @@
           <w:lang w:val="en-US"/>
         </w:rPr>
       </w:pPr>
-      <w:bookmarkStart w:id="14" w:name="_Toc241361842"/>
+      <w:bookmarkStart w:id="14" w:name="_Toc241366596"/>
       <w:r>
         <w:t>LỆNH ĐIỂM TH1</w:t>
       </w:r>
@@ -9104,7 +9412,7 @@
           <w:lang w:val="en-US"/>
         </w:rPr>
       </w:pPr>
-      <w:bookmarkStart w:id="15" w:name="_Toc241361843"/>
+      <w:bookmarkStart w:id="15" w:name="_Toc241366597"/>
       <w:r>
         <w:rPr>
           <w:lang w:val="en-US"/>
@@ -9134,7 +9442,7 @@
           <w:lang w:val="en-US"/>
         </w:rPr>
       </w:pPr>
-      <w:bookmarkStart w:id="16" w:name="_Toc241361844"/>
+      <w:bookmarkStart w:id="16" w:name="_Toc241366598"/>
       <w:r>
         <w:rPr>
           <w:lang w:val="en-US"/>
@@ -9309,7 +9617,7 @@
           <w:lang w:val="en-US"/>
         </w:rPr>
       </w:pPr>
-      <w:bookmarkStart w:id="17" w:name="_Toc241361845"/>
+      <w:bookmarkStart w:id="17" w:name="_Toc241366599"/>
       <w:r>
         <w:rPr>
           <w:lang w:val="en-US"/>
@@ -9490,7 +9798,7 @@
           <w:lang w:val="en-US"/>
         </w:rPr>
       </w:pPr>
-      <w:bookmarkStart w:id="18" w:name="_Toc241361846"/>
+      <w:bookmarkStart w:id="18" w:name="_Toc241366600"/>
       <w:r>
         <w:rPr>
           <w:lang w:val="en-US"/>
@@ -9516,14 +9824,14 @@
           <w:lang w:val="en-US"/>
         </w:rPr>
       </w:pPr>
-      <w:bookmarkStart w:id="19" w:name="_Toc241361847"/>
+      <w:bookmarkStart w:id="19" w:name="_Toc241366601"/>
       <w:r>
         <w:rPr>
           <w:noProof/>
           <w:lang w:val="en-US"/>
         </w:rPr>
         <w:drawing>
-          <wp:anchor distT="0" distB="0" distL="114300" distR="114300" simplePos="0" relativeHeight="251701248" behindDoc="0" locked="0" layoutInCell="1" allowOverlap="1" wp14:anchorId="6413E190" wp14:editId="5D8085A7">
+          <wp:anchor distT="0" distB="0" distL="114300" distR="114300" simplePos="0" relativeHeight="251701248" behindDoc="0" locked="0" layoutInCell="1" allowOverlap="1" wp14:anchorId="6413E190" wp14:editId="70E990EB">
             <wp:simplePos x="0" y="0"/>
             <wp:positionH relativeFrom="margin">
               <wp:align>center</wp:align>
@@ -9670,7 +9978,7 @@
           <w:lang w:val="en-US"/>
         </w:rPr>
       </w:pPr>
-      <w:bookmarkStart w:id="20" w:name="_Toc241361848"/>
+      <w:bookmarkStart w:id="20" w:name="_Toc241366602"/>
       <w:r>
         <w:rPr>
           <w:lang w:val="en-US"/>
@@ -9697,7 +10005,7 @@
           <w:lang w:val="en-US"/>
         </w:rPr>
         <w:drawing>
-          <wp:anchor distT="0" distB="0" distL="114300" distR="114300" simplePos="0" relativeHeight="251702272" behindDoc="0" locked="0" layoutInCell="1" allowOverlap="1" wp14:anchorId="70817749" wp14:editId="5A5A83D6">
+          <wp:anchor distT="0" distB="0" distL="114300" distR="114300" simplePos="0" relativeHeight="251702272" behindDoc="0" locked="0" layoutInCell="1" allowOverlap="1" wp14:anchorId="70817749" wp14:editId="45E15794">
             <wp:simplePos x="0" y="0"/>
             <wp:positionH relativeFrom="margin">
               <wp:align>center</wp:align>
@@ -9851,7 +10159,7 @@
           <w:lang w:val="en-US"/>
         </w:rPr>
       </w:pPr>
-      <w:bookmarkStart w:id="21" w:name="_Toc241361849"/>
+      <w:bookmarkStart w:id="21" w:name="_Toc241366603"/>
       <w:r>
         <w:rPr>
           <w:lang w:val="en-US"/>
@@ -9872,7 +10180,7 @@
           <w:lang w:val="en-US"/>
         </w:rPr>
         <w:drawing>
-          <wp:anchor distT="0" distB="0" distL="114300" distR="114300" simplePos="0" relativeHeight="251703296" behindDoc="0" locked="0" layoutInCell="1" allowOverlap="1" wp14:anchorId="1464FE4C" wp14:editId="51C70012">
+          <wp:anchor distT="0" distB="0" distL="114300" distR="114300" simplePos="0" relativeHeight="251703296" behindDoc="0" locked="0" layoutInCell="1" allowOverlap="1" wp14:anchorId="1464FE4C" wp14:editId="4636F853">
             <wp:simplePos x="0" y="0"/>
             <wp:positionH relativeFrom="margin">
               <wp:align>center</wp:align>
@@ -10026,7 +10334,7 @@
           <w:lang w:val="en-US"/>
         </w:rPr>
       </w:pPr>
-      <w:bookmarkStart w:id="22" w:name="_Toc241361850"/>
+      <w:bookmarkStart w:id="22" w:name="_Toc241366604"/>
       <w:r>
         <w:rPr>
           <w:lang w:val="en-US"/>
@@ -10047,7 +10355,7 @@
           <w:lang w:val="en-US"/>
         </w:rPr>
         <w:drawing>
-          <wp:anchor distT="0" distB="0" distL="114300" distR="114300" simplePos="0" relativeHeight="251704320" behindDoc="0" locked="0" layoutInCell="1" allowOverlap="1" wp14:anchorId="5337F8CF" wp14:editId="1E30D0CD">
+          <wp:anchor distT="0" distB="0" distL="114300" distR="114300" simplePos="0" relativeHeight="251704320" behindDoc="0" locked="0" layoutInCell="1" allowOverlap="1" wp14:anchorId="5337F8CF" wp14:editId="0BB1FCAC">
             <wp:simplePos x="0" y="0"/>
             <wp:positionH relativeFrom="margin">
               <wp:align>center</wp:align>
@@ -10187,7 +10495,7 @@
           <w:lang w:val="en-US"/>
         </w:rPr>
       </w:pPr>
-      <w:bookmarkStart w:id="23" w:name="_Toc241361851"/>
+      <w:bookmarkStart w:id="23" w:name="_Toc241366605"/>
       <w:r>
         <w:rPr>
           <w:lang w:val="en-US"/>
@@ -10208,7 +10516,7 @@
           <w:lang w:val="en-US"/>
         </w:rPr>
         <w:drawing>
-          <wp:anchor distT="0" distB="0" distL="114300" distR="114300" simplePos="0" relativeHeight="251705344" behindDoc="0" locked="0" layoutInCell="1" allowOverlap="1" wp14:anchorId="116271DB" wp14:editId="10D03292">
+          <wp:anchor distT="0" distB="0" distL="114300" distR="114300" simplePos="0" relativeHeight="251705344" behindDoc="0" locked="0" layoutInCell="1" allowOverlap="1" wp14:anchorId="116271DB" wp14:editId="2E79A4BF">
             <wp:simplePos x="0" y="0"/>
             <wp:positionH relativeFrom="margin">
               <wp:align>center</wp:align>
@@ -10362,7 +10670,7 @@
           <w:lang w:val="en-US"/>
         </w:rPr>
       </w:pPr>
-      <w:bookmarkStart w:id="24" w:name="_Toc241361852"/>
+      <w:bookmarkStart w:id="24" w:name="_Toc241366606"/>
       <w:r>
         <w:rPr>
           <w:lang w:val="en-US"/>
@@ -10552,7 +10860,7 @@
           <w:lang w:val="en-US"/>
         </w:rPr>
       </w:pPr>
-      <w:bookmarkStart w:id="25" w:name="_Toc241361853"/>
+      <w:bookmarkStart w:id="25" w:name="_Toc241366607"/>
       <w:r>
         <w:rPr>
           <w:lang w:val="en-US"/>
@@ -10685,7 +10993,7 @@
           <w:lang w:val="en-US"/>
         </w:rPr>
       </w:pPr>
-      <w:bookmarkStart w:id="26" w:name="_Toc241361854"/>
+      <w:bookmarkStart w:id="26" w:name="_Toc241366608"/>
       <w:r>
         <w:rPr>
           <w:lang w:val="en-US"/>
@@ -10853,7 +11161,7 @@
           <w:lang w:val="en-US"/>
         </w:rPr>
       </w:pPr>
-      <w:bookmarkStart w:id="27" w:name="_Toc241361855"/>
+      <w:bookmarkStart w:id="27" w:name="_Toc241366609"/>
       <w:r>
         <w:rPr>
           <w:lang w:val="en-US"/>
@@ -10874,7 +11182,7 @@
           <w:lang w:val="en-US"/>
         </w:rPr>
         <w:drawing>
-          <wp:anchor distT="0" distB="0" distL="114300" distR="114300" simplePos="0" relativeHeight="251709440" behindDoc="0" locked="0" layoutInCell="1" allowOverlap="1" wp14:anchorId="3EA10E0D" wp14:editId="1DDBB58A">
+          <wp:anchor distT="0" distB="0" distL="114300" distR="114300" simplePos="0" relativeHeight="251709440" behindDoc="0" locked="0" layoutInCell="1" allowOverlap="1" wp14:anchorId="3EA10E0D" wp14:editId="2DD70F7B">
             <wp:simplePos x="0" y="0"/>
             <wp:positionH relativeFrom="margin">
               <wp:align>right</wp:align>
@@ -11022,7 +11330,7 @@
           <w:lang w:val="en-US"/>
         </w:rPr>
       </w:pPr>
-      <w:bookmarkStart w:id="28" w:name="_Toc241361856"/>
+      <w:bookmarkStart w:id="28" w:name="_Toc241366610"/>
       <w:r>
         <w:rPr>
           <w:lang w:val="en-US"/>
@@ -11038,7 +11346,7 @@
           <w:lang w:val="en-US" w:eastAsia="en-US"/>
         </w:rPr>
       </w:pPr>
-      <w:bookmarkStart w:id="29" w:name="_Toc241361857"/>
+      <w:bookmarkStart w:id="29" w:name="_Toc241366611"/>
       <w:r>
         <w:rPr>
           <w:noProof/>
@@ -11323,14 +11631,14 @@
           <w:lang w:val="en-US"/>
         </w:rPr>
       </w:pPr>
-      <w:bookmarkStart w:id="30" w:name="_Toc241361858"/>
+      <w:bookmarkStart w:id="30" w:name="_Toc241366612"/>
       <w:r>
         <w:rPr>
           <w:noProof/>
           <w:lang w:val="en-US"/>
         </w:rPr>
         <w:drawing>
-          <wp:anchor distT="0" distB="0" distL="114300" distR="114300" simplePos="0" relativeHeight="251713536" behindDoc="0" locked="0" layoutInCell="1" allowOverlap="1" wp14:anchorId="58B23ABE" wp14:editId="4BD3F7F1">
+          <wp:anchor distT="0" distB="0" distL="114300" distR="114300" simplePos="0" relativeHeight="251713536" behindDoc="0" locked="0" layoutInCell="1" allowOverlap="1" wp14:anchorId="58B23ABE" wp14:editId="70DB72FC">
             <wp:simplePos x="0" y="0"/>
             <wp:positionH relativeFrom="margin">
               <wp:align>right</wp:align>
@@ -11513,14 +11821,14 @@
           <w:lang w:val="en-US"/>
         </w:rPr>
       </w:pPr>
-      <w:bookmarkStart w:id="31" w:name="_Toc241361859"/>
+      <w:bookmarkStart w:id="31" w:name="_Toc241366613"/>
       <w:r>
         <w:rPr>
           <w:noProof/>
           <w:lang w:val="en-US"/>
         </w:rPr>
         <w:drawing>
-          <wp:anchor distT="0" distB="0" distL="114300" distR="114300" simplePos="0" relativeHeight="251714560" behindDoc="0" locked="0" layoutInCell="1" allowOverlap="1" wp14:anchorId="710A199C" wp14:editId="34235DD8">
+          <wp:anchor distT="0" distB="0" distL="114300" distR="114300" simplePos="0" relativeHeight="251714560" behindDoc="0" locked="0" layoutInCell="1" allowOverlap="1" wp14:anchorId="710A199C" wp14:editId="5FFFBBFB">
             <wp:simplePos x="0" y="0"/>
             <wp:positionH relativeFrom="margin">
               <wp:align>right</wp:align>
@@ -11674,7 +11982,7 @@
           <w:lang w:val="en-US"/>
         </w:rPr>
       </w:pPr>
-      <w:bookmarkStart w:id="32" w:name="_Toc241361860"/>
+      <w:bookmarkStart w:id="32" w:name="_Toc241366614"/>
       <w:r>
         <w:rPr>
           <w:lang w:val="en-US"/>
@@ -11701,7 +12009,7 @@
           <w:lang w:val="en-US"/>
         </w:rPr>
         <w:drawing>
-          <wp:anchor distT="0" distB="0" distL="114300" distR="114300" simplePos="0" relativeHeight="251715584" behindDoc="0" locked="0" layoutInCell="1" allowOverlap="1" wp14:anchorId="795421C7" wp14:editId="17C32306">
+          <wp:anchor distT="0" distB="0" distL="114300" distR="114300" simplePos="0" relativeHeight="251715584" behindDoc="0" locked="0" layoutInCell="1" allowOverlap="1" wp14:anchorId="795421C7" wp14:editId="5382E7B4">
             <wp:simplePos x="0" y="0"/>
             <wp:positionH relativeFrom="margin">
               <wp:align>center</wp:align>
@@ -11869,7 +12177,7 @@
           <w:lang w:val="en-US"/>
         </w:rPr>
       </w:pPr>
-      <w:bookmarkStart w:id="33" w:name="_Toc241361861"/>
+      <w:bookmarkStart w:id="33" w:name="_Toc241366615"/>
       <w:r>
         <w:rPr>
           <w:lang w:val="en-US"/>
@@ -11908,7 +12216,7 @@
           <w:lang w:val="en-US"/>
         </w:rPr>
         <w:drawing>
-          <wp:anchor distT="0" distB="0" distL="114300" distR="114300" simplePos="0" relativeHeight="251716608" behindDoc="0" locked="0" layoutInCell="1" allowOverlap="1" wp14:anchorId="54BB889B" wp14:editId="75960823">
+          <wp:anchor distT="0" distB="0" distL="114300" distR="114300" simplePos="0" relativeHeight="251716608" behindDoc="0" locked="0" layoutInCell="1" allowOverlap="1" wp14:anchorId="54BB889B" wp14:editId="23216741">
             <wp:simplePos x="0" y="0"/>
             <wp:positionH relativeFrom="margin">
               <wp:align>center</wp:align>
@@ -12056,7 +12364,7 @@
           <w:lang w:val="en-US"/>
         </w:rPr>
       </w:pPr>
-      <w:bookmarkStart w:id="34" w:name="_Toc241361862"/>
+      <w:bookmarkStart w:id="34" w:name="_Toc241366616"/>
       <w:r>
         <w:rPr>
           <w:lang w:val="en-US"/>
@@ -12072,7 +12380,7 @@
           <w:lang w:val="en-US"/>
         </w:rPr>
       </w:pPr>
-      <w:bookmarkStart w:id="35" w:name="_Toc241361863"/>
+      <w:bookmarkStart w:id="35" w:name="_Toc241366617"/>
       <w:r>
         <w:rPr>
           <w:lang w:val="en-US"/>
@@ -12094,7 +12402,7 @@
           <w:lang w:val="en-US" w:eastAsia="en-US"/>
         </w:rPr>
       </w:pPr>
-      <w:bookmarkStart w:id="36" w:name="_Toc241361864"/>
+      <w:bookmarkStart w:id="36" w:name="_Toc241366618"/>
       <w:r>
         <w:rPr>
           <w:lang w:val="en-US" w:eastAsia="en-US"/>
@@ -12116,7 +12424,7 @@
           <w:lang w:val="en-US" w:eastAsia="en-US"/>
         </w:rPr>
       </w:pPr>
-      <w:bookmarkStart w:id="37" w:name="_Toc241361865"/>
+      <w:bookmarkStart w:id="37" w:name="_Toc241366619"/>
       <w:r>
         <w:rPr>
           <w:lang w:val="en-US" w:eastAsia="en-US"/>
@@ -12313,7 +12621,7 @@
           <w:lang w:val="en-US" w:eastAsia="en-US"/>
         </w:rPr>
       </w:pPr>
-      <w:bookmarkStart w:id="38" w:name="_Toc241361866"/>
+      <w:bookmarkStart w:id="38" w:name="_Toc241366620"/>
       <w:r>
         <w:rPr>
           <w:lang w:val="en-US" w:eastAsia="en-US"/>
@@ -12384,7 +12692,7 @@
           <w:lang w:val="en-US" w:eastAsia="en-US"/>
         </w:rPr>
       </w:pPr>
-      <w:bookmarkStart w:id="39" w:name="_Toc241361867"/>
+      <w:bookmarkStart w:id="39" w:name="_Toc241366621"/>
       <w:r>
         <w:rPr>
           <w:lang w:val="en-US" w:eastAsia="en-US"/>
@@ -12580,7 +12888,7 @@
           <w:lang w:val="en-US" w:eastAsia="en-US"/>
         </w:rPr>
       </w:pPr>
-      <w:bookmarkStart w:id="40" w:name="_Toc241361868"/>
+      <w:bookmarkStart w:id="40" w:name="_Toc241366622"/>
       <w:r>
         <w:rPr>
           <w:lang w:val="en-US" w:eastAsia="en-US"/>
@@ -12784,7 +13092,7 @@
           <w:lang w:val="en-US" w:eastAsia="en-US"/>
         </w:rPr>
       </w:pPr>
-      <w:bookmarkStart w:id="41" w:name="_Toc241361869"/>
+      <w:bookmarkStart w:id="41" w:name="_Toc241366623"/>
       <w:r>
         <w:rPr>
           <w:lang w:val="en-US" w:eastAsia="en-US"/>
@@ -13305,7 +13613,7 @@
       <w:pPr>
         <w:pStyle w:val="Heading2"/>
       </w:pPr>
-      <w:bookmarkStart w:id="42" w:name="_Toc241361870"/>
+      <w:bookmarkStart w:id="42" w:name="_Toc241366624"/>
       <w:r>
         <w:t>Định dạng cho Slide Master 1</w:t>
       </w:r>
@@ -13318,7 +13626,7 @@
           <w:lang w:val="en-US" w:eastAsia="en-US"/>
         </w:rPr>
       </w:pPr>
-      <w:bookmarkStart w:id="43" w:name="_Toc241361871"/>
+      <w:bookmarkStart w:id="43" w:name="_Toc241366625"/>
       <w:r>
         <w:rPr>
           <w:noProof/>
@@ -13520,7 +13828,7 @@
           <w:lang w:eastAsia="en-US"/>
         </w:rPr>
       </w:pPr>
-      <w:bookmarkStart w:id="44" w:name="_Toc241361872"/>
+      <w:bookmarkStart w:id="44" w:name="_Toc241366626"/>
       <w:r>
         <w:rPr>
           <w:noProof/>
@@ -14115,6 +14423,7 @@
           <w:lang w:val="en-US"/>
         </w:rPr>
       </w:pPr>
+      <w:bookmarkStart w:id="45" w:name="_Toc241366627"/>
       <w:r>
         <w:rPr>
           <w:noProof/>
@@ -14300,7 +14609,7 @@
           <w:noProof/>
         </w:rPr>
         <w:drawing>
-          <wp:anchor distT="0" distB="0" distL="114300" distR="114300" simplePos="0" relativeHeight="251751424" behindDoc="0" locked="0" layoutInCell="1" allowOverlap="1" wp14:anchorId="0A97AE9F" wp14:editId="258AA106">
+          <wp:anchor distT="0" distB="0" distL="114300" distR="114300" simplePos="0" relativeHeight="251751424" behindDoc="0" locked="0" layoutInCell="1" allowOverlap="1" wp14:anchorId="0A97AE9F" wp14:editId="114870F0">
             <wp:simplePos x="0" y="0"/>
             <wp:positionH relativeFrom="column">
               <wp:posOffset>4748530</wp:posOffset>
@@ -14420,7 +14729,7 @@
           <w:noProof/>
         </w:rPr>
         <w:drawing>
-          <wp:anchor distT="0" distB="0" distL="114300" distR="114300" simplePos="0" relativeHeight="251753472" behindDoc="0" locked="0" layoutInCell="1" allowOverlap="1" wp14:anchorId="627B280D" wp14:editId="73C6903C">
+          <wp:anchor distT="0" distB="0" distL="114300" distR="114300" simplePos="0" relativeHeight="251753472" behindDoc="0" locked="0" layoutInCell="1" allowOverlap="1" wp14:anchorId="627B280D" wp14:editId="38F1048D">
             <wp:simplePos x="0" y="0"/>
             <wp:positionH relativeFrom="column">
               <wp:posOffset>1585595</wp:posOffset>
@@ -14475,6 +14784,7 @@
           </wp:anchor>
         </w:drawing>
       </w:r>
+      <w:bookmarkEnd w:id="45"/>
     </w:p>
     <w:p>
       <w:pPr>
@@ -14503,9 +14813,11 @@
           <w:lang w:val="en-US"/>
         </w:rPr>
       </w:pPr>
+      <w:bookmarkStart w:id="46" w:name="_Toc241366628"/>
       <w:r>
         <w:t>TẠO QUẢN LÝ VÀ CHIA SẺ NỘI DUNG SỐ</w:t>
       </w:r>
+      <w:bookmarkEnd w:id="46"/>
     </w:p>
     <w:p>
       <w:pPr>
@@ -14514,12 +14826,14 @@
           <w:lang w:val="en-US" w:eastAsia="en-US"/>
         </w:rPr>
       </w:pPr>
+      <w:bookmarkStart w:id="47" w:name="_Toc241366629"/>
       <w:r>
         <w:rPr>
           <w:lang w:val="en-US" w:eastAsia="en-US"/>
         </w:rPr>
         <w:t>HỢP TÁC NHÓM TRÊN GOOGLE DOCS</w:t>
       </w:r>
+      <w:bookmarkEnd w:id="47"/>
     </w:p>
     <w:p>
       <w:pPr>
@@ -14529,6 +14843,7 @@
       </w:pPr>
       <w:r>
         <w:rPr>
+          <w:noProof/>
           <w:lang w:val="en-US" w:eastAsia="en-US"/>
         </w:rPr>
         <w:drawing>
@@ -14677,6 +14992,7 @@
           <w:lang w:val="en-US" w:eastAsia="en-US"/>
         </w:rPr>
       </w:pPr>
+      <w:bookmarkStart w:id="48" w:name="_Toc241366630"/>
       <w:r>
         <w:rPr>
           <w:lang w:val="en-US" w:eastAsia="en-US"/>
@@ -14689,6 +15005,7 @@
         </w:rPr>
         <w:t>MÃ NGUỒN GITHUB</w:t>
       </w:r>
+      <w:bookmarkEnd w:id="48"/>
     </w:p>
     <w:p>
       <w:pPr>
@@ -15805,6 +16122,7 @@
   <w:style w:type="character" w:default="1" w:styleId="DefaultParagraphFont">
     <w:name w:val="Default Paragraph Font"/>
     <w:uiPriority w:val="1"/>
+    <w:semiHidden/>
     <w:unhideWhenUsed/>
   </w:style>
   <w:style w:type="table" w:default="1" w:styleId="TableNormal">
